--- a/fixtures/docx/rev-table-rows.docx
+++ b/fixtures/docx/rev-table-rows.docx
@@ -64,7 +64,7 @@
           </w:tblCellMar>
         </w:tblPrEx>
         <w:trPr>
-          <w:ins w:id="0" w:author="Author A" w:date="2026-10-11T15:20:00Z" w16du:dateUtc="2026-10-11T14:20:00Z"/>
+          <w:ins w:id="0" w:author="Author A" w:date="2026-10-11T18:21:00Z" w16du:dateUtc="2026-10-11T17:21:00Z"/>
         </w:trPr>
         <w:tc>
           <w:tcPr>
@@ -73,10 +73,10 @@
           <w:p>
             <w:pPr>
               <w:rPr>
-                <w:ins w:id="1" w:author="Author A" w:date="2026-10-11T15:20:00Z" w16du:dateUtc="2026-10-11T14:20:00Z"/>
+                <w:ins w:id="1" w:author="Author A" w:date="2026-10-11T18:21:00Z" w16du:dateUtc="2026-10-11T17:21:00Z"/>
               </w:rPr>
             </w:pPr>
-            <w:ins w:id="2" w:author="Author A" w:date="2026-10-11T15:20:00Z" w16du:dateUtc="2026-10-11T14:20:00Z">
+            <w:ins w:id="2" w:author="Author A" w:date="2026-10-11T18:21:00Z" w16du:dateUtc="2026-10-11T17:21:00Z">
               <w:r>
                 <w:t>New</w:t>
               </w:r>
@@ -90,7 +90,7 @@
           <w:p>
             <w:pPr>
               <w:rPr>
-                <w:ins w:id="3" w:author="Author A" w:date="2026-10-11T15:20:00Z" w16du:dateUtc="2026-10-11T14:20:00Z"/>
+                <w:ins w:id="3" w:author="Author A" w:date="2026-10-11T18:21:00Z" w16du:dateUtc="2026-10-11T17:21:00Z"/>
               </w:rPr>
             </w:pPr>
           </w:p>
@@ -102,7 +102,7 @@
           <w:p>
             <w:pPr>
               <w:rPr>
-                <w:ins w:id="4" w:author="Author A" w:date="2026-10-11T15:20:00Z" w16du:dateUtc="2026-10-11T14:20:00Z"/>
+                <w:ins w:id="4" w:author="Author A" w:date="2026-10-11T18:21:00Z" w16du:dateUtc="2026-10-11T17:21:00Z"/>
               </w:rPr>
             </w:pPr>
           </w:p>
@@ -154,7 +154,7 @@
           </w:tblCellMar>
         </w:tblPrEx>
         <w:trPr>
-          <w:del w:id="5" w:author="Author A" w:date="2026-10-11T15:20:00Z" w16du:dateUtc="2026-10-11T14:20:00Z"/>
+          <w:del w:id="5" w:author="Author A" w:date="2026-10-11T18:21:00Z" w16du:dateUtc="2026-10-11T17:21:00Z"/>
         </w:trPr>
         <w:tc>
           <w:tcPr>
@@ -163,10 +163,10 @@
           <w:p>
             <w:pPr>
               <w:rPr>
-                <w:del w:id="6" w:author="Author A" w:date="2026-10-11T15:20:00Z" w16du:dateUtc="2026-10-11T14:20:00Z"/>
+                <w:del w:id="6" w:author="Author A" w:date="2026-10-11T18:21:00Z" w16du:dateUtc="2026-10-11T17:21:00Z"/>
               </w:rPr>
             </w:pPr>
-            <w:del w:id="7" w:author="Author A" w:date="2026-10-11T15:20:00Z" w16du:dateUtc="2026-10-11T14:20:00Z">
+            <w:del w:id="7" w:author="Author A" w:date="2026-10-11T18:21:00Z" w16du:dateUtc="2026-10-11T17:21:00Z">
               <w:r>
                 <w:delText>R3C1</w:delText>
               </w:r>
@@ -180,10 +180,10 @@
           <w:p>
             <w:pPr>
               <w:rPr>
-                <w:del w:id="8" w:author="Author A" w:date="2026-10-11T15:20:00Z" w16du:dateUtc="2026-10-11T14:20:00Z"/>
+                <w:del w:id="8" w:author="Author A" w:date="2026-10-11T18:21:00Z" w16du:dateUtc="2026-10-11T17:21:00Z"/>
               </w:rPr>
             </w:pPr>
-            <w:del w:id="9" w:author="Author A" w:date="2026-10-11T15:20:00Z" w16du:dateUtc="2026-10-11T14:20:00Z">
+            <w:del w:id="9" w:author="Author A" w:date="2026-10-11T18:21:00Z" w16du:dateUtc="2026-10-11T17:21:00Z">
               <w:r>
                 <w:delText>R3C2</w:delText>
               </w:r>
@@ -197,10 +197,10 @@
           <w:p>
             <w:pPr>
               <w:rPr>
-                <w:del w:id="10" w:author="Author A" w:date="2026-10-11T15:20:00Z" w16du:dateUtc="2026-10-11T14:20:00Z"/>
+                <w:del w:id="10" w:author="Author A" w:date="2026-10-11T18:21:00Z" w16du:dateUtc="2026-10-11T17:21:00Z"/>
               </w:rPr>
             </w:pPr>
-            <w:del w:id="11" w:author="Author A" w:date="2026-10-11T15:20:00Z" w16du:dateUtc="2026-10-11T14:20:00Z">
+            <w:del w:id="11" w:author="Author A" w:date="2026-10-11T18:21:00Z" w16du:dateUtc="2026-10-11T17:21:00Z">
               <w:r>
                 <w:delText>R3C3</w:delText>
               </w:r>
@@ -640,7 +640,7 @@
     <w:link w:val="Heading1Char"/>
     <w:uiPriority w:val="9"/>
     <w:qFormat/>
-    <w:rsid w:val="00E144B6"/>
+    <w:rsid w:val="006C60E6"/>
     <w:pPr>
       <w:keepNext/>
       <w:keepLines/>
@@ -663,7 +663,7 @@
     <w:semiHidden/>
     <w:unhideWhenUsed/>
     <w:qFormat/>
-    <w:rsid w:val="00E144B6"/>
+    <w:rsid w:val="006C60E6"/>
     <w:pPr>
       <w:keepNext/>
       <w:keepLines/>
@@ -686,7 +686,7 @@
     <w:semiHidden/>
     <w:unhideWhenUsed/>
     <w:qFormat/>
-    <w:rsid w:val="00E144B6"/>
+    <w:rsid w:val="006C60E6"/>
     <w:pPr>
       <w:keepNext/>
       <w:keepLines/>
@@ -709,7 +709,7 @@
     <w:semiHidden/>
     <w:unhideWhenUsed/>
     <w:qFormat/>
-    <w:rsid w:val="00E144B6"/>
+    <w:rsid w:val="006C60E6"/>
     <w:pPr>
       <w:keepNext/>
       <w:keepLines/>
@@ -732,7 +732,7 @@
     <w:semiHidden/>
     <w:unhideWhenUsed/>
     <w:qFormat/>
-    <w:rsid w:val="00E144B6"/>
+    <w:rsid w:val="006C60E6"/>
     <w:pPr>
       <w:keepNext/>
       <w:keepLines/>
@@ -753,7 +753,7 @@
     <w:semiHidden/>
     <w:unhideWhenUsed/>
     <w:qFormat/>
-    <w:rsid w:val="00E144B6"/>
+    <w:rsid w:val="006C60E6"/>
     <w:pPr>
       <w:keepNext/>
       <w:keepLines/>
@@ -776,7 +776,7 @@
     <w:semiHidden/>
     <w:unhideWhenUsed/>
     <w:qFormat/>
-    <w:rsid w:val="00E144B6"/>
+    <w:rsid w:val="006C60E6"/>
     <w:pPr>
       <w:keepNext/>
       <w:keepLines/>
@@ -797,7 +797,7 @@
     <w:semiHidden/>
     <w:unhideWhenUsed/>
     <w:qFormat/>
-    <w:rsid w:val="00E144B6"/>
+    <w:rsid w:val="006C60E6"/>
     <w:pPr>
       <w:keepNext/>
       <w:keepLines/>
@@ -820,7 +820,7 @@
     <w:semiHidden/>
     <w:unhideWhenUsed/>
     <w:qFormat/>
-    <w:rsid w:val="00E144B6"/>
+    <w:rsid w:val="006C60E6"/>
     <w:pPr>
       <w:keepNext/>
       <w:keepLines/>
@@ -864,7 +864,7 @@
     <w:basedOn w:val="DefaultParagraphFont"/>
     <w:link w:val="Heading1"/>
     <w:uiPriority w:val="9"/>
-    <w:rsid w:val="00E144B6"/>
+    <w:rsid w:val="006C60E6"/>
     <w:rPr>
       <w:rFonts w:asciiTheme="majorHAnsi" w:eastAsiaTheme="majorEastAsia" w:hAnsiTheme="majorHAnsi" w:cstheme="majorBidi"/>
       <w:color w:val="2F5496" w:themeColor="accent1" w:themeShade="BF"/>
@@ -878,7 +878,7 @@
     <w:link w:val="Heading2"/>
     <w:uiPriority w:val="9"/>
     <w:semiHidden/>
-    <w:rsid w:val="00E144B6"/>
+    <w:rsid w:val="006C60E6"/>
     <w:rPr>
       <w:rFonts w:asciiTheme="majorHAnsi" w:eastAsiaTheme="majorEastAsia" w:hAnsiTheme="majorHAnsi" w:cstheme="majorBidi"/>
       <w:color w:val="2F5496" w:themeColor="accent1" w:themeShade="BF"/>
@@ -892,7 +892,7 @@
     <w:link w:val="Heading3"/>
     <w:uiPriority w:val="9"/>
     <w:semiHidden/>
-    <w:rsid w:val="00E144B6"/>
+    <w:rsid w:val="006C60E6"/>
     <w:rPr>
       <w:rFonts w:eastAsiaTheme="majorEastAsia" w:cstheme="majorBidi"/>
       <w:color w:val="2F5496" w:themeColor="accent1" w:themeShade="BF"/>
@@ -906,7 +906,7 @@
     <w:link w:val="Heading4"/>
     <w:uiPriority w:val="9"/>
     <w:semiHidden/>
-    <w:rsid w:val="00E144B6"/>
+    <w:rsid w:val="006C60E6"/>
     <w:rPr>
       <w:rFonts w:eastAsiaTheme="majorEastAsia" w:cstheme="majorBidi"/>
       <w:i/>
@@ -920,7 +920,7 @@
     <w:link w:val="Heading5"/>
     <w:uiPriority w:val="9"/>
     <w:semiHidden/>
-    <w:rsid w:val="00E144B6"/>
+    <w:rsid w:val="006C60E6"/>
     <w:rPr>
       <w:rFonts w:eastAsiaTheme="majorEastAsia" w:cstheme="majorBidi"/>
       <w:color w:val="2F5496" w:themeColor="accent1" w:themeShade="BF"/>
@@ -932,7 +932,7 @@
     <w:link w:val="Heading6"/>
     <w:uiPriority w:val="9"/>
     <w:semiHidden/>
-    <w:rsid w:val="00E144B6"/>
+    <w:rsid w:val="006C60E6"/>
     <w:rPr>
       <w:rFonts w:eastAsiaTheme="majorEastAsia" w:cstheme="majorBidi"/>
       <w:i/>
@@ -946,7 +946,7 @@
     <w:link w:val="Heading7"/>
     <w:uiPriority w:val="9"/>
     <w:semiHidden/>
-    <w:rsid w:val="00E144B6"/>
+    <w:rsid w:val="006C60E6"/>
     <w:rPr>
       <w:rFonts w:eastAsiaTheme="majorEastAsia" w:cstheme="majorBidi"/>
       <w:color w:val="595959" w:themeColor="text1" w:themeTint="A6"/>
@@ -958,7 +958,7 @@
     <w:link w:val="Heading8"/>
     <w:uiPriority w:val="9"/>
     <w:semiHidden/>
-    <w:rsid w:val="00E144B6"/>
+    <w:rsid w:val="006C60E6"/>
     <w:rPr>
       <w:rFonts w:eastAsiaTheme="majorEastAsia" w:cstheme="majorBidi"/>
       <w:i/>
@@ -972,7 +972,7 @@
     <w:link w:val="Heading9"/>
     <w:uiPriority w:val="9"/>
     <w:semiHidden/>
-    <w:rsid w:val="00E144B6"/>
+    <w:rsid w:val="006C60E6"/>
     <w:rPr>
       <w:rFonts w:eastAsiaTheme="majorEastAsia" w:cstheme="majorBidi"/>
       <w:color w:val="272727" w:themeColor="text1" w:themeTint="D8"/>
@@ -985,7 +985,7 @@
     <w:link w:val="TitleChar"/>
     <w:uiPriority w:val="10"/>
     <w:qFormat/>
-    <w:rsid w:val="00E144B6"/>
+    <w:rsid w:val="006C60E6"/>
     <w:pPr>
       <w:spacing w:after="80" w:line="240" w:lineRule="auto"/>
       <w:contextualSpacing/>
@@ -1003,7 +1003,7 @@
     <w:basedOn w:val="DefaultParagraphFont"/>
     <w:link w:val="Title"/>
     <w:uiPriority w:val="10"/>
-    <w:rsid w:val="00E144B6"/>
+    <w:rsid w:val="006C60E6"/>
     <w:rPr>
       <w:rFonts w:asciiTheme="majorHAnsi" w:eastAsiaTheme="majorEastAsia" w:hAnsiTheme="majorHAnsi" w:cstheme="majorBidi"/>
       <w:spacing w:val="-10"/>
@@ -1019,7 +1019,7 @@
     <w:link w:val="SubtitleChar"/>
     <w:uiPriority w:val="11"/>
     <w:qFormat/>
-    <w:rsid w:val="00E144B6"/>
+    <w:rsid w:val="006C60E6"/>
     <w:pPr>
       <w:numPr>
         <w:ilvl w:val="1"/>
@@ -1038,7 +1038,7 @@
     <w:basedOn w:val="DefaultParagraphFont"/>
     <w:link w:val="Subtitle"/>
     <w:uiPriority w:val="11"/>
-    <w:rsid w:val="00E144B6"/>
+    <w:rsid w:val="006C60E6"/>
     <w:rPr>
       <w:rFonts w:eastAsiaTheme="majorEastAsia" w:cstheme="majorBidi"/>
       <w:color w:val="595959" w:themeColor="text1" w:themeTint="A6"/>
@@ -1054,7 +1054,7 @@
     <w:link w:val="QuoteChar"/>
     <w:uiPriority w:val="29"/>
     <w:qFormat/>
-    <w:rsid w:val="00E144B6"/>
+    <w:rsid w:val="006C60E6"/>
     <w:pPr>
       <w:spacing w:before="160"/>
       <w:jc w:val="center"/>
@@ -1070,7 +1070,7 @@
     <w:basedOn w:val="DefaultParagraphFont"/>
     <w:link w:val="Quote"/>
     <w:uiPriority w:val="29"/>
-    <w:rsid w:val="00E144B6"/>
+    <w:rsid w:val="006C60E6"/>
     <w:rPr>
       <w:i/>
       <w:iCs/>
@@ -1082,7 +1082,7 @@
     <w:basedOn w:val="Normal"/>
     <w:uiPriority w:val="34"/>
     <w:qFormat/>
-    <w:rsid w:val="00E144B6"/>
+    <w:rsid w:val="006C60E6"/>
     <w:pPr>
       <w:ind w:left="720"/>
       <w:contextualSpacing/>
@@ -1093,7 +1093,7 @@
     <w:basedOn w:val="DefaultParagraphFont"/>
     <w:uiPriority w:val="21"/>
     <w:qFormat/>
-    <w:rsid w:val="00E144B6"/>
+    <w:rsid w:val="006C60E6"/>
     <w:rPr>
       <w:i/>
       <w:iCs/>
@@ -1107,7 +1107,7 @@
     <w:link w:val="IntenseQuoteChar"/>
     <w:uiPriority w:val="30"/>
     <w:qFormat/>
-    <w:rsid w:val="00E144B6"/>
+    <w:rsid w:val="006C60E6"/>
     <w:pPr>
       <w:pBdr>
         <w:top w:val="single" w:sz="4" w:space="10" w:color="2F5496" w:themeColor="accent1" w:themeShade="BF"/>
@@ -1128,7 +1128,7 @@
     <w:basedOn w:val="DefaultParagraphFont"/>
     <w:link w:val="IntenseQuote"/>
     <w:uiPriority w:val="30"/>
-    <w:rsid w:val="00E144B6"/>
+    <w:rsid w:val="006C60E6"/>
     <w:rPr>
       <w:i/>
       <w:iCs/>
@@ -1140,7 +1140,7 @@
     <w:basedOn w:val="DefaultParagraphFont"/>
     <w:uiPriority w:val="32"/>
     <w:qFormat/>
-    <w:rsid w:val="00E144B6"/>
+    <w:rsid w:val="006C60E6"/>
     <w:rPr>
       <w:b/>
       <w:bCs/>
@@ -1154,7 +1154,7 @@
     <w:hidden/>
     <w:uiPriority w:val="99"/>
     <w:semiHidden/>
-    <w:rsid w:val="00E144B6"/>
+    <w:rsid w:val="006C60E6"/>
     <w:pPr>
       <w:spacing w:after="0" w:line="240" w:lineRule="auto"/>
     </w:pPr>
